--- a/草木灰公社模拟赛Ⅰ/边与边权/边与边权.docx
+++ b/草木灰公社模拟赛Ⅰ/边与边权/边与边权.docx
@@ -127,8 +127,10 @@
           <w:szCs w:val="24"/>
           <w:lang w:val="en-US" w:eastAsia="zh-CN"/>
         </w:rPr>
-        <w:t>有个游戏，叫做边与边权，游戏是一张N个点N条边的带权无向图，所有节点都在一个简单环中一开始位于0号点，每个点向其编号加1的节点连编号为起始点的无向边，特别地N-1号点向0号点连编号为N-1的边。一开始棋子位于0号节点，每条边上的权值非负，Alice和Bob轮流操作，每次可以向与棋子有一条正权边直接相连的节点移动，移动后该边权值减少至一个非负整数，减少量由操作者决定，减少量必须为正整数。若轮到一个人操作时无法操作即与棋子当前所在节点的边权值均为0时失败，另一个人胜利。</w:t>
-      </w:r>
+        <w:t>有个游戏，叫做边与边权，游戏是一张N个点N条边的带权无向图，所有节点都在一个简单环中一开始位于0号点，每个点向其编号加1的节点连编号为起始点的无向边，特别地N-1号点向0号点连编号为N-1的边。一开始棋子位于0号节点，每条边上的权值非负，Alice和Bob轮流操作，每次可以向与棋子有一条正权边直接相连的节点移动，移动后该边权值减少至一个非负整数，减少量由操作者决定，减少量必须为正整数。若轮到一个人操作时无法操作即与棋子当前所在节点的边权值均为0时失败，另一个人胜利。假设两人都能选择最优策略。</w:t>
+      </w:r>
+      <w:bookmarkStart w:id="6" w:name="_GoBack"/>
+      <w:bookmarkEnd w:id="6"/>
     </w:p>
     <w:p>
       <w:pPr>
@@ -179,8 +181,21 @@
           <w:szCs w:val="24"/>
           <w:lang w:val="en-US" w:eastAsia="zh-CN"/>
         </w:rPr>
-        <w:t>询问：若将每个游戏的第P % Ni 号边权改为C，有多少游戏是先手必胜的</w:t>
-      </w:r>
+        <w:t>询问：若将每个游戏的第P % Ni 号边权改为C，</w:t>
+      </w:r>
+      <w:bookmarkStart w:id="3" w:name="OLE_LINK3"/>
+      <w:r>
+        <w:rPr>
+          <w:rFonts w:hint="eastAsia"/>
+          <w:b w:val="0"/>
+          <w:bCs w:val="0"/>
+          <w:sz w:val="24"/>
+          <w:szCs w:val="24"/>
+          <w:lang w:val="en-US" w:eastAsia="zh-CN"/>
+        </w:rPr>
+        <w:t>有多少游戏是先手必胜的</w:t>
+      </w:r>
+      <w:bookmarkEnd w:id="3"/>
     </w:p>
     <w:p>
       <w:pPr>
@@ -205,7 +220,7 @@
           <w:szCs w:val="24"/>
           <w:lang w:val="en-US" w:eastAsia="zh-CN"/>
         </w:rPr>
-        <w:t>修改：将第i号游戏的第P号边权改为C，并询问有多少游戏先手必胜</w:t>
+        <w:t>修改：将第i号游戏的第P号边权改为C，并输出有多少游戏是先手必胜的</w:t>
       </w:r>
     </w:p>
     <w:p>
@@ -259,7 +274,7 @@
           <w:lang w:val="en-US" w:eastAsia="zh-CN"/>
         </w:rPr>
       </w:pPr>
-      <w:bookmarkStart w:id="3" w:name="OLE_LINK4"/>
+      <w:bookmarkStart w:id="4" w:name="OLE_LINK4"/>
       <w:r>
         <w:rPr>
           <w:rFonts w:hint="eastAsia"/>
@@ -312,7 +327,7 @@
         <w:t>接下来K行，每行第一个整数Ni，表示i号游戏有Ni个点，接下来用空格隔开的Ni个整数Cj表示从0到Ni-1号边的边权。</w:t>
       </w:r>
     </w:p>
-    <w:bookmarkEnd w:id="3"/>
+    <w:bookmarkEnd w:id="4"/>
     <w:p>
       <w:pPr>
         <w:ind w:firstLine="420" w:firstLineChars="0"/>
@@ -570,7 +585,7 @@
           <w:lang w:val="en-US" w:eastAsia="zh-CN"/>
         </w:rPr>
       </w:pPr>
-      <w:bookmarkStart w:id="4" w:name="OLE_LINK9"/>
+      <w:bookmarkStart w:id="5" w:name="OLE_LINK9"/>
       <w:r>
         <w:rPr>
           <w:rFonts w:hint="eastAsia"/>
@@ -596,7 +611,7 @@
         </w:rPr>
       </w:pPr>
     </w:p>
-    <w:bookmarkEnd w:id="4"/>
+    <w:bookmarkEnd w:id="5"/>
     <w:p>
       <w:pPr>
         <w:jc w:val="both"/>
@@ -716,8 +731,6 @@
         </w:rPr>
         <w:t>1 &lt;= K &lt;= 5,0000 ; ∑Ni &lt;= 10,0000; 1 &lt;= Ni &lt;= 10,0000;</w:t>
       </w:r>
-      <w:bookmarkStart w:id="5" w:name="_GoBack"/>
-      <w:bookmarkEnd w:id="5"/>
     </w:p>
     <w:p>
       <w:pPr>

--- a/草木灰公社模拟赛Ⅰ/边与边权/边与边权.docx
+++ b/草木灰公社模拟赛Ⅰ/边与边权/边与边权.docx
@@ -129,8 +129,6 @@
         </w:rPr>
         <w:t>有个游戏，叫做边与边权，游戏是一张N个点N条边的带权无向图，所有节点都在一个简单环中一开始位于0号点，每个点向其编号加1的节点连编号为起始点的无向边，特别地N-1号点向0号点连编号为N-1的边。一开始棋子位于0号节点，每条边上的权值非负，Alice和Bob轮流操作，每次可以向与棋子有一条正权边直接相连的节点移动，移动后该边权值减少至一个非负整数，减少量由操作者决定，减少量必须为正整数。若轮到一个人操作时无法操作即与棋子当前所在节点的边权值均为0时失败，另一个人胜利。假设两人都能选择最优策略。</w:t>
       </w:r>
-      <w:bookmarkStart w:id="6" w:name="_GoBack"/>
-      <w:bookmarkEnd w:id="6"/>
     </w:p>
     <w:p>
       <w:pPr>
@@ -648,64 +646,17 @@
           <w:lang w:val="en-US" w:eastAsia="zh-CN"/>
         </w:rPr>
       </w:pPr>
-      <w:r>
-        <w:rPr>
-          <w:rFonts w:hint="eastAsia"/>
-          <w:b w:val="0"/>
-          <w:bCs w:val="0"/>
-          <w:sz w:val="24"/>
-          <w:szCs w:val="24"/>
-          <w:lang w:val="en-US" w:eastAsia="zh-CN"/>
-        </w:rPr>
-        <w:t>至少一组数据没有询问和修改，</w:t>
-      </w:r>
-    </w:p>
-    <w:p>
-      <w:pPr>
-        <w:jc w:val="both"/>
-        <w:rPr>
-          <w:rFonts w:hint="eastAsia"/>
-          <w:b w:val="0"/>
-          <w:bCs w:val="0"/>
-          <w:sz w:val="24"/>
-          <w:szCs w:val="24"/>
-          <w:lang w:val="en-US" w:eastAsia="zh-CN"/>
-        </w:rPr>
-      </w:pPr>
-      <w:r>
-        <w:rPr>
-          <w:rFonts w:hint="eastAsia"/>
-          <w:b w:val="0"/>
-          <w:bCs w:val="0"/>
-          <w:sz w:val="24"/>
-          <w:szCs w:val="24"/>
-          <w:lang w:val="en-US" w:eastAsia="zh-CN"/>
-        </w:rPr>
-        <w:t>至少一组数据有询问没有修改，</w:t>
-      </w:r>
-    </w:p>
-    <w:p>
-      <w:pPr>
-        <w:jc w:val="both"/>
-        <w:rPr>
-          <w:rFonts w:hint="eastAsia"/>
-          <w:b w:val="0"/>
-          <w:bCs w:val="0"/>
-          <w:sz w:val="24"/>
-          <w:szCs w:val="24"/>
-          <w:lang w:val="en-US" w:eastAsia="zh-CN"/>
-        </w:rPr>
-      </w:pPr>
-      <w:r>
-        <w:rPr>
-          <w:rFonts w:hint="eastAsia"/>
-          <w:b w:val="0"/>
-          <w:bCs w:val="0"/>
-          <w:sz w:val="24"/>
-          <w:szCs w:val="24"/>
-          <w:lang w:val="en-US" w:eastAsia="zh-CN"/>
-        </w:rPr>
-        <w:t>至少一组数据有询问也有修改，</w:t>
+      <w:bookmarkStart w:id="6" w:name="OLE_LINK6"/>
+      <w:r>
+        <w:rPr>
+          <w:rFonts w:hint="eastAsia"/>
+          <w:b w:val="0"/>
+          <w:bCs w:val="0"/>
+          <w:sz w:val="24"/>
+          <w:szCs w:val="24"/>
+          <w:lang w:val="en-US" w:eastAsia="zh-CN"/>
+        </w:rPr>
+        <w:t>【这里是数据范围】</w:t>
       </w:r>
     </w:p>
     <w:p>
@@ -729,32 +680,458 @@
           <w:szCs w:val="24"/>
           <w:lang w:val="en-US" w:eastAsia="zh-CN"/>
         </w:rPr>
-        <w:t>1 &lt;= K &lt;= 5,0000 ; ∑Ni &lt;= 10,0000; 1 &lt;= Ni &lt;= 10,0000;</w:t>
-      </w:r>
-    </w:p>
-    <w:p>
-      <w:pPr>
-        <w:jc w:val="both"/>
-        <w:rPr>
-          <w:rFonts w:hint="eastAsia" w:eastAsiaTheme="minorEastAsia"/>
-          <w:b w:val="0"/>
-          <w:bCs w:val="0"/>
-          <w:sz w:val="24"/>
-          <w:szCs w:val="24"/>
-          <w:lang w:val="en-US" w:eastAsia="zh-CN"/>
-        </w:rPr>
-      </w:pPr>
-      <w:r>
-        <w:rPr>
-          <w:rFonts w:hint="eastAsia"/>
-          <w:b w:val="0"/>
-          <w:bCs w:val="0"/>
-          <w:sz w:val="24"/>
-          <w:szCs w:val="24"/>
-          <w:lang w:val="en-US" w:eastAsia="zh-CN"/>
-        </w:rPr>
-        <w:t>0&lt;=C&lt;=16</w:t>
-      </w:r>
+        <w:t>1 &lt;= K &lt;= 5,0000 ; ∑Ni &lt;= 10,0000; 1 &lt;= Ni &lt;= 10,0000; 0&lt;=C&lt;=16</w:t>
+      </w:r>
+    </w:p>
+    <w:p>
+      <w:pPr>
+        <w:jc w:val="both"/>
+        <w:rPr>
+          <w:rFonts w:hint="eastAsia"/>
+          <w:b w:val="0"/>
+          <w:bCs w:val="0"/>
+          <w:sz w:val="24"/>
+          <w:szCs w:val="24"/>
+          <w:lang w:val="en-US" w:eastAsia="zh-CN"/>
+        </w:rPr>
+      </w:pPr>
+    </w:p>
+    <w:p>
+      <w:pPr>
+        <w:jc w:val="both"/>
+        <w:rPr>
+          <w:rFonts w:hint="eastAsia"/>
+          <w:b w:val="0"/>
+          <w:bCs w:val="0"/>
+          <w:sz w:val="24"/>
+          <w:szCs w:val="24"/>
+          <w:lang w:val="en-US" w:eastAsia="zh-CN"/>
+        </w:rPr>
+      </w:pPr>
+    </w:p>
+    <w:p>
+      <w:pPr>
+        <w:jc w:val="both"/>
+        <w:rPr>
+          <w:rFonts w:hint="eastAsia"/>
+          <w:b w:val="0"/>
+          <w:bCs w:val="0"/>
+          <w:sz w:val="24"/>
+          <w:szCs w:val="24"/>
+          <w:lang w:val="en-US" w:eastAsia="zh-CN"/>
+        </w:rPr>
+      </w:pPr>
+    </w:p>
+    <w:p>
+      <w:pPr>
+        <w:jc w:val="both"/>
+        <w:rPr>
+          <w:rFonts w:hint="eastAsia"/>
+          <w:b w:val="0"/>
+          <w:bCs w:val="0"/>
+          <w:sz w:val="24"/>
+          <w:szCs w:val="24"/>
+          <w:lang w:val="en-US" w:eastAsia="zh-CN"/>
+        </w:rPr>
+      </w:pPr>
+      <w:r>
+        <w:rPr>
+          <w:rFonts w:hint="eastAsia"/>
+          <w:b w:val="0"/>
+          <w:bCs w:val="0"/>
+          <w:sz w:val="24"/>
+          <w:szCs w:val="24"/>
+          <w:lang w:val="en-US" w:eastAsia="zh-CN"/>
+        </w:rPr>
+        <w:t>【这里是提（剧）示（透）】</w:t>
+      </w:r>
+    </w:p>
+    <w:p>
+      <w:pPr>
+        <w:jc w:val="both"/>
+        <w:rPr>
+          <w:rFonts w:hint="eastAsia"/>
+          <w:b w:val="0"/>
+          <w:bCs w:val="0"/>
+          <w:sz w:val="24"/>
+          <w:szCs w:val="24"/>
+          <w:lang w:val="en-US" w:eastAsia="zh-CN"/>
+        </w:rPr>
+      </w:pPr>
+      <w:r>
+        <w:rPr>
+          <w:rFonts w:hint="eastAsia"/>
+          <w:b w:val="0"/>
+          <w:bCs w:val="0"/>
+          <w:sz w:val="24"/>
+          <w:szCs w:val="24"/>
+          <w:lang w:val="en-US" w:eastAsia="zh-CN"/>
+        </w:rPr>
+        <w:t>子问题不一定有分数，只是提供指导</w:t>
+      </w:r>
+    </w:p>
+    <w:p>
+      <w:pPr>
+        <w:jc w:val="both"/>
+        <w:rPr>
+          <w:rFonts w:hint="eastAsia"/>
+          <w:b w:val="0"/>
+          <w:bCs w:val="0"/>
+          <w:sz w:val="24"/>
+          <w:szCs w:val="24"/>
+          <w:lang w:val="en-US" w:eastAsia="zh-CN"/>
+        </w:rPr>
+      </w:pPr>
+    </w:p>
+    <w:p>
+      <w:pPr>
+        <w:jc w:val="both"/>
+        <w:rPr>
+          <w:rFonts w:hint="eastAsia"/>
+          <w:b w:val="0"/>
+          <w:bCs w:val="0"/>
+          <w:sz w:val="24"/>
+          <w:szCs w:val="24"/>
+          <w:lang w:val="en-US" w:eastAsia="zh-CN"/>
+        </w:rPr>
+      </w:pPr>
+      <w:r>
+        <w:rPr>
+          <w:rFonts w:hint="eastAsia"/>
+          <w:b w:val="0"/>
+          <w:bCs w:val="0"/>
+          <w:sz w:val="24"/>
+          <w:szCs w:val="24"/>
+          <w:lang w:val="en-US" w:eastAsia="zh-CN"/>
+        </w:rPr>
+        <w:t>子问题1：有单个环</w:t>
+      </w:r>
+    </w:p>
+    <w:p>
+      <w:pPr>
+        <w:jc w:val="both"/>
+        <w:rPr>
+          <w:rFonts w:hint="eastAsia"/>
+          <w:b w:val="0"/>
+          <w:bCs w:val="0"/>
+          <w:sz w:val="24"/>
+          <w:szCs w:val="24"/>
+          <w:lang w:val="en-US" w:eastAsia="zh-CN"/>
+        </w:rPr>
+      </w:pPr>
+      <w:r>
+        <w:rPr>
+          <w:rFonts w:hint="eastAsia"/>
+          <w:b w:val="0"/>
+          <w:bCs w:val="0"/>
+          <w:sz w:val="24"/>
+          <w:szCs w:val="24"/>
+          <w:lang w:val="en-US" w:eastAsia="zh-CN"/>
+        </w:rPr>
+        <w:t>子问题2：有少量环</w:t>
+      </w:r>
+    </w:p>
+    <w:p>
+      <w:pPr>
+        <w:jc w:val="both"/>
+        <w:rPr>
+          <w:rFonts w:hint="eastAsia"/>
+          <w:b w:val="0"/>
+          <w:bCs w:val="0"/>
+          <w:sz w:val="24"/>
+          <w:szCs w:val="24"/>
+          <w:lang w:val="en-US" w:eastAsia="zh-CN"/>
+        </w:rPr>
+      </w:pPr>
+      <w:r>
+        <w:rPr>
+          <w:rFonts w:hint="eastAsia"/>
+          <w:b w:val="0"/>
+          <w:bCs w:val="0"/>
+          <w:sz w:val="24"/>
+          <w:szCs w:val="24"/>
+          <w:lang w:val="en-US" w:eastAsia="zh-CN"/>
+        </w:rPr>
+        <w:t>子问题3：有较多环</w:t>
+      </w:r>
+    </w:p>
+    <w:p>
+      <w:pPr>
+        <w:jc w:val="both"/>
+        <w:rPr>
+          <w:rFonts w:hint="eastAsia"/>
+          <w:b w:val="0"/>
+          <w:bCs w:val="0"/>
+          <w:sz w:val="24"/>
+          <w:szCs w:val="24"/>
+          <w:lang w:val="en-US" w:eastAsia="zh-CN"/>
+        </w:rPr>
+      </w:pPr>
+      <w:r>
+        <w:rPr>
+          <w:rFonts w:hint="eastAsia"/>
+          <w:b w:val="0"/>
+          <w:bCs w:val="0"/>
+          <w:sz w:val="24"/>
+          <w:szCs w:val="24"/>
+          <w:lang w:val="en-US" w:eastAsia="zh-CN"/>
+        </w:rPr>
+        <w:t>子问题X.1：</w:t>
+      </w:r>
+      <w:bookmarkEnd w:id="6"/>
+      <w:r>
+        <w:rPr>
+          <w:rFonts w:hint="eastAsia"/>
+          <w:b w:val="0"/>
+          <w:bCs w:val="0"/>
+          <w:sz w:val="24"/>
+          <w:szCs w:val="24"/>
+          <w:lang w:val="en-US" w:eastAsia="zh-CN"/>
+        </w:rPr>
+        <w:t>没有询问和修改，</w:t>
+      </w:r>
+    </w:p>
+    <w:p>
+      <w:pPr>
+        <w:jc w:val="both"/>
+        <w:rPr>
+          <w:rFonts w:hint="eastAsia"/>
+          <w:b w:val="0"/>
+          <w:bCs w:val="0"/>
+          <w:sz w:val="24"/>
+          <w:szCs w:val="24"/>
+          <w:lang w:val="en-US" w:eastAsia="zh-CN"/>
+        </w:rPr>
+      </w:pPr>
+      <w:r>
+        <w:rPr>
+          <w:rFonts w:hint="eastAsia"/>
+          <w:b w:val="0"/>
+          <w:bCs w:val="0"/>
+          <w:sz w:val="24"/>
+          <w:szCs w:val="24"/>
+          <w:lang w:val="en-US" w:eastAsia="zh-CN"/>
+        </w:rPr>
+        <w:t>子问题X.2：有询问没有修改，</w:t>
+      </w:r>
+    </w:p>
+    <w:p>
+      <w:pPr>
+        <w:jc w:val="both"/>
+        <w:rPr>
+          <w:rFonts w:hint="eastAsia"/>
+          <w:b w:val="0"/>
+          <w:bCs w:val="0"/>
+          <w:sz w:val="24"/>
+          <w:szCs w:val="24"/>
+          <w:lang w:val="en-US" w:eastAsia="zh-CN"/>
+        </w:rPr>
+      </w:pPr>
+      <w:r>
+        <w:rPr>
+          <w:rFonts w:hint="eastAsia"/>
+          <w:b w:val="0"/>
+          <w:bCs w:val="0"/>
+          <w:sz w:val="24"/>
+          <w:szCs w:val="24"/>
+          <w:lang w:val="en-US" w:eastAsia="zh-CN"/>
+        </w:rPr>
+        <w:t>子问题X.3：有询问也有修改，</w:t>
+      </w:r>
+    </w:p>
+    <w:p>
+      <w:pPr>
+        <w:jc w:val="both"/>
+        <w:rPr>
+          <w:rFonts w:hint="eastAsia"/>
+          <w:b w:val="0"/>
+          <w:bCs w:val="0"/>
+          <w:sz w:val="24"/>
+          <w:szCs w:val="24"/>
+          <w:lang w:val="en-US" w:eastAsia="zh-CN"/>
+        </w:rPr>
+      </w:pPr>
+      <w:r>
+        <w:rPr>
+          <w:rFonts w:hint="eastAsia"/>
+          <w:b w:val="0"/>
+          <w:bCs w:val="0"/>
+          <w:sz w:val="24"/>
+          <w:szCs w:val="24"/>
+          <w:lang w:val="en-US" w:eastAsia="zh-CN"/>
+        </w:rPr>
+        <w:t>子问题X.</w:t>
+      </w:r>
+      <w:bookmarkStart w:id="7" w:name="OLE_LINK10"/>
+      <w:r>
+        <w:rPr>
+          <w:rFonts w:hint="eastAsia"/>
+          <w:b w:val="0"/>
+          <w:bCs w:val="0"/>
+          <w:sz w:val="24"/>
+          <w:szCs w:val="24"/>
+          <w:lang w:val="en-US" w:eastAsia="zh-CN"/>
+        </w:rPr>
+        <w:t>Y.</w:t>
+      </w:r>
+      <w:bookmarkEnd w:id="7"/>
+      <w:r>
+        <w:rPr>
+          <w:rFonts w:hint="eastAsia"/>
+          <w:b w:val="0"/>
+          <w:bCs w:val="0"/>
+          <w:sz w:val="24"/>
+          <w:szCs w:val="24"/>
+          <w:lang w:val="en-US" w:eastAsia="zh-CN"/>
+        </w:rPr>
+        <w:t>1：环内不存在任何零边、壹</w:t>
+      </w:r>
+      <w:bookmarkStart w:id="10" w:name="_GoBack"/>
+      <w:bookmarkEnd w:id="10"/>
+      <w:r>
+        <w:rPr>
+          <w:rFonts w:hint="eastAsia"/>
+          <w:b w:val="0"/>
+          <w:bCs w:val="0"/>
+          <w:sz w:val="24"/>
+          <w:szCs w:val="24"/>
+          <w:lang w:val="en-US" w:eastAsia="zh-CN"/>
+        </w:rPr>
+        <w:t>边。</w:t>
+      </w:r>
+    </w:p>
+    <w:p>
+      <w:pPr>
+        <w:jc w:val="both"/>
+        <w:rPr>
+          <w:rFonts w:hint="eastAsia"/>
+          <w:b w:val="0"/>
+          <w:bCs w:val="0"/>
+          <w:sz w:val="24"/>
+          <w:szCs w:val="24"/>
+          <w:lang w:val="en-US" w:eastAsia="zh-CN"/>
+        </w:rPr>
+      </w:pPr>
+      <w:r>
+        <w:rPr>
+          <w:rFonts w:hint="eastAsia"/>
+          <w:b w:val="0"/>
+          <w:bCs w:val="0"/>
+          <w:sz w:val="24"/>
+          <w:szCs w:val="24"/>
+          <w:lang w:val="en-US" w:eastAsia="zh-CN"/>
+        </w:rPr>
+        <w:t>子问题X.Y.2：环内至少有1个零边。</w:t>
+      </w:r>
+    </w:p>
+    <w:p>
+      <w:pPr>
+        <w:jc w:val="both"/>
+        <w:rPr>
+          <w:rFonts w:hint="eastAsia"/>
+          <w:b w:val="0"/>
+          <w:bCs w:val="0"/>
+          <w:sz w:val="24"/>
+          <w:szCs w:val="24"/>
+          <w:lang w:val="en-US" w:eastAsia="zh-CN"/>
+        </w:rPr>
+      </w:pPr>
+      <w:r>
+        <w:rPr>
+          <w:rFonts w:hint="eastAsia"/>
+          <w:b w:val="0"/>
+          <w:bCs w:val="0"/>
+          <w:sz w:val="24"/>
+          <w:szCs w:val="24"/>
+          <w:lang w:val="en-US" w:eastAsia="zh-CN"/>
+        </w:rPr>
+        <w:t>子问题X.Y.3：</w:t>
+      </w:r>
+      <w:bookmarkStart w:id="8" w:name="OLE_LINK7"/>
+      <w:r>
+        <w:rPr>
+          <w:rFonts w:hint="eastAsia"/>
+          <w:b w:val="0"/>
+          <w:bCs w:val="0"/>
+          <w:sz w:val="24"/>
+          <w:szCs w:val="24"/>
+          <w:lang w:val="en-US" w:eastAsia="zh-CN"/>
+        </w:rPr>
+        <w:t>环内</w:t>
+      </w:r>
+      <w:bookmarkEnd w:id="8"/>
+      <w:r>
+        <w:rPr>
+          <w:rFonts w:hint="eastAsia"/>
+          <w:b w:val="0"/>
+          <w:bCs w:val="0"/>
+          <w:sz w:val="24"/>
+          <w:szCs w:val="24"/>
+          <w:lang w:val="en-US" w:eastAsia="zh-CN"/>
+        </w:rPr>
+        <w:t>至少有一个</w:t>
+      </w:r>
+      <w:bookmarkStart w:id="9" w:name="OLE_LINK8"/>
+      <w:r>
+        <w:rPr>
+          <w:rFonts w:hint="eastAsia"/>
+          <w:b w:val="0"/>
+          <w:bCs w:val="0"/>
+          <w:sz w:val="24"/>
+          <w:szCs w:val="24"/>
+          <w:lang w:val="en-US" w:eastAsia="zh-CN"/>
+        </w:rPr>
+        <w:t>壹</w:t>
+      </w:r>
+      <w:bookmarkEnd w:id="9"/>
+      <w:r>
+        <w:rPr>
+          <w:rFonts w:hint="eastAsia"/>
+          <w:b w:val="0"/>
+          <w:bCs w:val="0"/>
+          <w:sz w:val="24"/>
+          <w:szCs w:val="24"/>
+          <w:lang w:val="en-US" w:eastAsia="zh-CN"/>
+        </w:rPr>
+        <w:t>边。</w:t>
+      </w:r>
+    </w:p>
+    <w:p>
+      <w:pPr>
+        <w:jc w:val="both"/>
+        <w:rPr>
+          <w:rFonts w:hint="eastAsia"/>
+          <w:b w:val="0"/>
+          <w:bCs w:val="0"/>
+          <w:sz w:val="24"/>
+          <w:szCs w:val="24"/>
+          <w:lang w:val="en-US" w:eastAsia="zh-CN"/>
+        </w:rPr>
+      </w:pPr>
+      <w:r>
+        <w:rPr>
+          <w:rFonts w:hint="eastAsia"/>
+          <w:b w:val="0"/>
+          <w:bCs w:val="0"/>
+          <w:sz w:val="24"/>
+          <w:szCs w:val="24"/>
+          <w:lang w:val="en-US" w:eastAsia="zh-CN"/>
+        </w:rPr>
+        <w:t>子问题X.Y.4：环内可能存在任何种边。</w:t>
+      </w:r>
+    </w:p>
+    <w:p>
+      <w:pPr>
+        <w:jc w:val="both"/>
+        <w:rPr>
+          <w:rFonts w:hint="eastAsia"/>
+          <w:b w:val="0"/>
+          <w:bCs w:val="0"/>
+          <w:sz w:val="24"/>
+          <w:szCs w:val="24"/>
+          <w:lang w:val="en-US" w:eastAsia="zh-CN"/>
+        </w:rPr>
+      </w:pPr>
     </w:p>
     <w:sectPr>
       <w:pgSz w:w="11906" w:h="16838"/>
@@ -868,7 +1245,7 @@
     <w:lsdException w:unhideWhenUsed="0" w:uiPriority="0" w:semiHidden="0" w:name="Document Map"/>
     <w:lsdException w:unhideWhenUsed="0" w:uiPriority="0" w:semiHidden="0" w:name="Plain Text"/>
     <w:lsdException w:unhideWhenUsed="0" w:uiPriority="0" w:semiHidden="0" w:name="E-mail Signature"/>
-    <w:lsdException w:unhideWhenUsed="0" w:uiPriority="0" w:semiHidden="0" w:name="Normal (Web)"/>
+    <w:lsdException w:qFormat="1" w:unhideWhenUsed="0" w:uiPriority="0" w:semiHidden="0" w:name="Normal (Web)"/>
     <w:lsdException w:unhideWhenUsed="0" w:uiPriority="0" w:semiHidden="0" w:name="HTML Acronym"/>
     <w:lsdException w:unhideWhenUsed="0" w:uiPriority="0" w:semiHidden="0" w:name="HTML Address"/>
     <w:lsdException w:unhideWhenUsed="0" w:uiPriority="0" w:semiHidden="0" w:name="HTML Cite"/>
@@ -1099,6 +1476,7 @@
   <w:style w:type="paragraph" w:styleId="3">
     <w:name w:val="Normal (Web)"/>
     <w:basedOn w:val="1"/>
+    <w:qFormat/>
     <w:uiPriority w:val="0"/>
     <w:pPr>
       <w:spacing w:before="0" w:beforeAutospacing="1" w:after="0" w:afterAutospacing="1"/>

--- a/草木灰公社模拟赛Ⅰ/边与边权/边与边权.docx
+++ b/草木灰公社模拟赛Ⅰ/边与边权/边与边权.docx
@@ -127,113 +127,33 @@
           <w:szCs w:val="24"/>
           <w:lang w:val="en-US" w:eastAsia="zh-CN"/>
         </w:rPr>
-        <w:t>有个游戏，叫做边与边权，游戏是一张N个点N条边的带权无向图，所有节点都在一个简单环中一开始位于0号点，每个点向其编号加1的节点连编号为起始点的无向边，特别地N-1号点向0号点连编号为N-1的边。一开始棋子位于0号节点，每条边上的权值非负，Alice和Bob轮流操作，每次可以向与棋子有一条正权边直接相连的节点移动，移动后该边权值减少至一个非负整数，减少量由操作者决定，减少量必须为正整数。若轮到一个人操作时无法操作即与棋子当前所在节点的边权值均为0时失败，另一个人胜利。假设两人都能选择最优策略。</w:t>
+        <w:t>有个游戏，叫做边与边权，游戏是一张N个点N条边的带权无向图，所有节点都在一个简单环中一开始位于0号点，每个点向其编号加1的节点连编号为起始点的无向边，特别地N-1号点向0号点连编号为N-1的边。一开始棋子位于0号节点，每条边上的权值非负，Alice和Bob轮流操作，每次可以向与棋子有一条正权边直接相连的节点移动，移动后该边权值减少至一个非负整数，减少量由操作者决定，减少量必须为正整数。若轮到一个人操作时无法操作即与棋子当前所在节点相连的边的边权值均为0时失败，另一个人胜利。假设两人都能选择最优策略。</w:t>
       </w:r>
     </w:p>
     <w:p>
       <w:pPr>
         <w:ind w:firstLine="420" w:firstLineChars="0"/>
         <w:jc w:val="both"/>
-        <w:outlineLvl w:val="9"/>
-        <w:rPr>
-          <w:rFonts w:hint="eastAsia"/>
-          <w:b w:val="0"/>
-          <w:bCs w:val="0"/>
-          <w:sz w:val="24"/>
-          <w:szCs w:val="24"/>
-          <w:lang w:val="en-US" w:eastAsia="zh-CN"/>
-        </w:rPr>
-      </w:pPr>
-      <w:r>
-        <w:rPr>
-          <w:rFonts w:hint="eastAsia"/>
-          <w:b w:val="0"/>
-          <w:bCs w:val="0"/>
-          <w:sz w:val="24"/>
-          <w:szCs w:val="24"/>
-          <w:lang w:val="en-US" w:eastAsia="zh-CN"/>
-        </w:rPr>
-        <w:t>现在有K个游戏，Q次询问或修改</w:t>
-      </w:r>
-    </w:p>
-    <w:p>
-      <w:pPr>
-        <w:ind w:firstLine="420" w:firstLineChars="0"/>
-        <w:jc w:val="both"/>
-        <w:outlineLvl w:val="9"/>
-        <w:rPr>
-          <w:rFonts w:hint="eastAsia"/>
-          <w:b w:val="0"/>
-          <w:bCs w:val="0"/>
-          <w:sz w:val="24"/>
-          <w:szCs w:val="24"/>
-          <w:lang w:val="en-US" w:eastAsia="zh-CN"/>
-        </w:rPr>
-      </w:pPr>
-      <w:r>
-        <w:rPr>
-          <w:rFonts w:hint="eastAsia"/>
-          <w:b w:val="0"/>
-          <w:bCs w:val="0"/>
-          <w:sz w:val="24"/>
-          <w:szCs w:val="24"/>
-          <w:lang w:val="en-US" w:eastAsia="zh-CN"/>
-        </w:rPr>
-        <w:t>询问：若将每个游戏的第P % Ni 号边权改为C，</w:t>
-      </w:r>
-      <w:bookmarkStart w:id="3" w:name="OLE_LINK3"/>
-      <w:r>
-        <w:rPr>
-          <w:rFonts w:hint="eastAsia"/>
-          <w:b w:val="0"/>
-          <w:bCs w:val="0"/>
-          <w:sz w:val="24"/>
-          <w:szCs w:val="24"/>
-          <w:lang w:val="en-US" w:eastAsia="zh-CN"/>
-        </w:rPr>
-        <w:t>有多少游戏是先手必胜的</w:t>
-      </w:r>
-      <w:bookmarkEnd w:id="3"/>
-    </w:p>
-    <w:p>
-      <w:pPr>
-        <w:ind w:firstLine="420" w:firstLineChars="0"/>
-        <w:jc w:val="both"/>
-        <w:outlineLvl w:val="9"/>
-        <w:rPr>
-          <w:rFonts w:hint="eastAsia"/>
-          <w:b w:val="0"/>
-          <w:bCs w:val="0"/>
-          <w:sz w:val="24"/>
-          <w:szCs w:val="24"/>
-          <w:lang w:val="en-US" w:eastAsia="zh-CN"/>
-        </w:rPr>
-      </w:pPr>
-      <w:r>
-        <w:rPr>
-          <w:rFonts w:hint="eastAsia"/>
-          <w:b w:val="0"/>
-          <w:bCs w:val="0"/>
-          <w:sz w:val="24"/>
-          <w:szCs w:val="24"/>
-          <w:lang w:val="en-US" w:eastAsia="zh-CN"/>
-        </w:rPr>
-        <w:t>修改：将第i号游戏的第P号边权改为C，并输出有多少游戏是先手必胜的</w:t>
-      </w:r>
-    </w:p>
-    <w:p>
-      <w:pPr>
-        <w:ind w:firstLine="420" w:firstLineChars="0"/>
-        <w:jc w:val="both"/>
-        <w:rPr>
-          <w:rFonts w:hint="eastAsia"/>
-          <w:b w:val="0"/>
-          <w:bCs w:val="0"/>
-          <w:sz w:val="24"/>
-          <w:szCs w:val="24"/>
-          <w:lang w:val="en-US" w:eastAsia="zh-CN"/>
-        </w:rPr>
-      </w:pPr>
+        <w:rPr>
+          <w:rFonts w:hint="eastAsia"/>
+          <w:b w:val="0"/>
+          <w:bCs w:val="0"/>
+          <w:sz w:val="24"/>
+          <w:szCs w:val="24"/>
+          <w:lang w:val="en-US" w:eastAsia="zh-CN"/>
+        </w:rPr>
+      </w:pPr>
+      <w:r>
+        <w:rPr>
+          <w:rFonts w:hint="eastAsia"/>
+          <w:b w:val="0"/>
+          <w:bCs w:val="0"/>
+          <w:sz w:val="24"/>
+          <w:szCs w:val="24"/>
+          <w:lang w:val="en-US" w:eastAsia="zh-CN"/>
+        </w:rPr>
+        <w:t>现在有一个游戏，Q次修改。</w:t>
+      </w:r>
     </w:p>
     <w:bookmarkEnd w:id="2"/>
     <w:p>
@@ -272,7 +192,7 @@
           <w:lang w:val="en-US" w:eastAsia="zh-CN"/>
         </w:rPr>
       </w:pPr>
-      <w:bookmarkStart w:id="4" w:name="OLE_LINK4"/>
+      <w:bookmarkStart w:id="3" w:name="OLE_LINK4"/>
       <w:r>
         <w:rPr>
           <w:rFonts w:hint="eastAsia"/>
@@ -300,7 +220,7 @@
           <w:szCs w:val="24"/>
           <w:lang w:val="en-US" w:eastAsia="zh-CN"/>
         </w:rPr>
-        <w:t>2个整数K，Q</w:t>
+        <w:t>2个整数N，Q</w:t>
       </w:r>
     </w:p>
     <w:p>
@@ -322,10 +242,10 @@
           <w:szCs w:val="24"/>
           <w:lang w:val="en-US" w:eastAsia="zh-CN"/>
         </w:rPr>
-        <w:t>接下来K行，每行第一个整数Ni，表示i号游戏有Ni个点，接下来用空格隔开的Ni个整数Cj表示从0到Ni-1号边的边权。</w:t>
-      </w:r>
-    </w:p>
-    <w:bookmarkEnd w:id="4"/>
+        <w:t>接下来用空格隔开的N个整数Cj表示从0到N-1号边的边权。</w:t>
+      </w:r>
+    </w:p>
+    <w:bookmarkEnd w:id="3"/>
     <w:p>
       <w:pPr>
         <w:ind w:firstLine="420" w:firstLineChars="0"/>
@@ -344,6 +264,16 @@
     <w:p>
       <w:pPr>
         <w:jc w:val="both"/>
+        <w:rPr>
+          <w:rFonts w:hint="eastAsia"/>
+          <w:b w:val="0"/>
+          <w:bCs w:val="0"/>
+          <w:sz w:val="24"/>
+          <w:szCs w:val="24"/>
+          <w:lang w:val="en-US" w:eastAsia="zh-CN"/>
+        </w:rPr>
+      </w:pPr>
+      <w:r>
         <w:rPr>
           <w:rFonts w:hint="eastAsia"/>
           <w:b/>
@@ -352,16 +282,6 @@
           <w:szCs w:val="28"/>
           <w:lang w:val="en-US" w:eastAsia="zh-CN"/>
         </w:rPr>
-      </w:pPr>
-      <w:r>
-        <w:rPr>
-          <w:rFonts w:hint="eastAsia"/>
-          <w:b/>
-          <w:bCs/>
-          <w:sz w:val="28"/>
-          <w:szCs w:val="28"/>
-          <w:lang w:val="en-US" w:eastAsia="zh-CN"/>
-        </w:rPr>
         <w:t>输出描述</w:t>
       </w:r>
     </w:p>
@@ -386,32 +306,71 @@
           <w:szCs w:val="24"/>
           <w:lang w:val="en-US" w:eastAsia="zh-CN"/>
         </w:rPr>
-        <w:t>第一行输出一个整数表示有几组游戏先手必胜。</w:t>
-      </w:r>
-    </w:p>
-    <w:p>
-      <w:pPr>
-        <w:jc w:val="both"/>
-        <w:rPr>
-          <w:rFonts w:hint="eastAsia"/>
-          <w:b w:val="0"/>
-          <w:bCs w:val="0"/>
-          <w:sz w:val="24"/>
-          <w:szCs w:val="24"/>
-          <w:lang w:val="en-US" w:eastAsia="zh-CN"/>
-        </w:rPr>
-      </w:pPr>
-      <w:r>
-        <w:rPr>
-          <w:rFonts w:hint="eastAsia"/>
-          <w:b w:val="0"/>
-          <w:bCs w:val="0"/>
-          <w:sz w:val="24"/>
-          <w:szCs w:val="24"/>
-          <w:lang w:val="en-US" w:eastAsia="zh-CN"/>
-        </w:rPr>
-        <w:t>接下来Q行，每行一个整数，表示在此情况下的先手必胜游戏组数。</w:t>
-      </w:r>
+        <w:t>一共Q+1行，每行为0或1，1表示先手必胜，0表示先后必败。</w:t>
+      </w:r>
+    </w:p>
+    <w:p>
+      <w:pPr>
+        <w:jc w:val="both"/>
+        <w:rPr>
+          <w:rFonts w:hint="eastAsia"/>
+          <w:b w:val="0"/>
+          <w:bCs w:val="0"/>
+          <w:sz w:val="24"/>
+          <w:szCs w:val="24"/>
+          <w:lang w:val="en-US" w:eastAsia="zh-CN"/>
+        </w:rPr>
+      </w:pPr>
+      <w:r>
+        <w:rPr>
+          <w:rFonts w:hint="eastAsia"/>
+          <w:b w:val="0"/>
+          <w:bCs w:val="0"/>
+          <w:sz w:val="24"/>
+          <w:szCs w:val="24"/>
+          <w:lang w:val="en-US" w:eastAsia="zh-CN"/>
+        </w:rPr>
+        <w:t>第一行表示初始时的状态，</w:t>
+      </w:r>
+    </w:p>
+    <w:p>
+      <w:pPr>
+        <w:jc w:val="both"/>
+        <w:rPr>
+          <w:rFonts w:hint="eastAsia"/>
+          <w:b w:val="0"/>
+          <w:bCs w:val="0"/>
+          <w:sz w:val="24"/>
+          <w:szCs w:val="24"/>
+          <w:lang w:val="en-US" w:eastAsia="zh-CN"/>
+        </w:rPr>
+      </w:pPr>
+      <w:r>
+        <w:rPr>
+          <w:rFonts w:hint="eastAsia"/>
+          <w:b w:val="0"/>
+          <w:bCs w:val="0"/>
+          <w:sz w:val="24"/>
+          <w:szCs w:val="24"/>
+          <w:lang w:val="en-US" w:eastAsia="zh-CN"/>
+        </w:rPr>
+        <w:t>接下来Q行，每行表示修改之后的状态。</w:t>
+      </w:r>
+      <w:bookmarkStart w:id="9" w:name="_GoBack"/>
+      <w:bookmarkEnd w:id="9"/>
+    </w:p>
+    <w:p>
+      <w:pPr>
+        <w:jc w:val="both"/>
+        <w:rPr>
+          <w:rFonts w:hint="eastAsia"/>
+          <w:b w:val="0"/>
+          <w:bCs w:val="0"/>
+          <w:sz w:val="24"/>
+          <w:szCs w:val="24"/>
+          <w:lang w:val="en-US" w:eastAsia="zh-CN"/>
+        </w:rPr>
+      </w:pPr>
     </w:p>
     <w:p>
       <w:pPr>
@@ -583,7 +542,7 @@
           <w:lang w:val="en-US" w:eastAsia="zh-CN"/>
         </w:rPr>
       </w:pPr>
-      <w:bookmarkStart w:id="5" w:name="OLE_LINK9"/>
+      <w:bookmarkStart w:id="4" w:name="OLE_LINK9"/>
       <w:r>
         <w:rPr>
           <w:rFonts w:hint="eastAsia"/>
@@ -609,7 +568,7 @@
         </w:rPr>
       </w:pPr>
     </w:p>
-    <w:bookmarkEnd w:id="5"/>
+    <w:bookmarkEnd w:id="4"/>
     <w:p>
       <w:pPr>
         <w:jc w:val="both"/>
@@ -646,7 +605,7 @@
           <w:lang w:val="en-US" w:eastAsia="zh-CN"/>
         </w:rPr>
       </w:pPr>
-      <w:bookmarkStart w:id="6" w:name="OLE_LINK6"/>
+      <w:bookmarkStart w:id="5" w:name="OLE_LINK6"/>
       <w:r>
         <w:rPr>
           <w:rFonts w:hint="eastAsia"/>
@@ -878,6 +837,102 @@
         </w:rPr>
         <w:t>子问题X.1：</w:t>
       </w:r>
+      <w:bookmarkEnd w:id="5"/>
+      <w:r>
+        <w:rPr>
+          <w:rFonts w:hint="eastAsia"/>
+          <w:b w:val="0"/>
+          <w:bCs w:val="0"/>
+          <w:sz w:val="24"/>
+          <w:szCs w:val="24"/>
+          <w:lang w:val="en-US" w:eastAsia="zh-CN"/>
+        </w:rPr>
+        <w:t>没有询问和修改，</w:t>
+      </w:r>
+    </w:p>
+    <w:p>
+      <w:pPr>
+        <w:jc w:val="both"/>
+        <w:rPr>
+          <w:rFonts w:hint="eastAsia"/>
+          <w:b w:val="0"/>
+          <w:bCs w:val="0"/>
+          <w:sz w:val="24"/>
+          <w:szCs w:val="24"/>
+          <w:lang w:val="en-US" w:eastAsia="zh-CN"/>
+        </w:rPr>
+      </w:pPr>
+      <w:r>
+        <w:rPr>
+          <w:rFonts w:hint="eastAsia"/>
+          <w:b w:val="0"/>
+          <w:bCs w:val="0"/>
+          <w:sz w:val="24"/>
+          <w:szCs w:val="24"/>
+          <w:lang w:val="en-US" w:eastAsia="zh-CN"/>
+        </w:rPr>
+        <w:t>子问题X.2：有询问没有修改，</w:t>
+      </w:r>
+    </w:p>
+    <w:p>
+      <w:pPr>
+        <w:jc w:val="both"/>
+        <w:rPr>
+          <w:rFonts w:hint="eastAsia"/>
+          <w:b w:val="0"/>
+          <w:bCs w:val="0"/>
+          <w:sz w:val="24"/>
+          <w:szCs w:val="24"/>
+          <w:lang w:val="en-US" w:eastAsia="zh-CN"/>
+        </w:rPr>
+      </w:pPr>
+      <w:r>
+        <w:rPr>
+          <w:rFonts w:hint="eastAsia"/>
+          <w:b w:val="0"/>
+          <w:bCs w:val="0"/>
+          <w:sz w:val="24"/>
+          <w:szCs w:val="24"/>
+          <w:lang w:val="en-US" w:eastAsia="zh-CN"/>
+        </w:rPr>
+        <w:t>子问题X.3：有询问也有修改，</w:t>
+      </w:r>
+    </w:p>
+    <w:p>
+      <w:pPr>
+        <w:jc w:val="both"/>
+        <w:rPr>
+          <w:rFonts w:hint="eastAsia"/>
+          <w:b w:val="0"/>
+          <w:bCs w:val="0"/>
+          <w:sz w:val="24"/>
+          <w:szCs w:val="24"/>
+          <w:lang w:val="en-US" w:eastAsia="zh-CN"/>
+        </w:rPr>
+      </w:pPr>
+      <w:r>
+        <w:rPr>
+          <w:rFonts w:hint="eastAsia"/>
+          <w:b w:val="0"/>
+          <w:bCs w:val="0"/>
+          <w:sz w:val="24"/>
+          <w:szCs w:val="24"/>
+          <w:lang w:val="en-US" w:eastAsia="zh-CN"/>
+        </w:rPr>
+        <w:t>子问题X.</w:t>
+      </w:r>
+      <w:bookmarkStart w:id="6" w:name="OLE_LINK10"/>
+      <w:r>
+        <w:rPr>
+          <w:rFonts w:hint="eastAsia"/>
+          <w:b w:val="0"/>
+          <w:bCs w:val="0"/>
+          <w:sz w:val="24"/>
+          <w:szCs w:val="24"/>
+          <w:lang w:val="en-US" w:eastAsia="zh-CN"/>
+        </w:rPr>
+        <w:t>Y.</w:t>
+      </w:r>
       <w:bookmarkEnd w:id="6"/>
       <w:r>
         <w:rPr>
@@ -888,91 +943,67 @@
           <w:szCs w:val="24"/>
           <w:lang w:val="en-US" w:eastAsia="zh-CN"/>
         </w:rPr>
-        <w:t>没有询问和修改，</w:t>
-      </w:r>
-    </w:p>
-    <w:p>
-      <w:pPr>
-        <w:jc w:val="both"/>
-        <w:rPr>
-          <w:rFonts w:hint="eastAsia"/>
-          <w:b w:val="0"/>
-          <w:bCs w:val="0"/>
-          <w:sz w:val="24"/>
-          <w:szCs w:val="24"/>
-          <w:lang w:val="en-US" w:eastAsia="zh-CN"/>
-        </w:rPr>
-      </w:pPr>
-      <w:r>
-        <w:rPr>
-          <w:rFonts w:hint="eastAsia"/>
-          <w:b w:val="0"/>
-          <w:bCs w:val="0"/>
-          <w:sz w:val="24"/>
-          <w:szCs w:val="24"/>
-          <w:lang w:val="en-US" w:eastAsia="zh-CN"/>
-        </w:rPr>
-        <w:t>子问题X.2：有询问没有修改，</w:t>
-      </w:r>
-    </w:p>
-    <w:p>
-      <w:pPr>
-        <w:jc w:val="both"/>
-        <w:rPr>
-          <w:rFonts w:hint="eastAsia"/>
-          <w:b w:val="0"/>
-          <w:bCs w:val="0"/>
-          <w:sz w:val="24"/>
-          <w:szCs w:val="24"/>
-          <w:lang w:val="en-US" w:eastAsia="zh-CN"/>
-        </w:rPr>
-      </w:pPr>
-      <w:r>
-        <w:rPr>
-          <w:rFonts w:hint="eastAsia"/>
-          <w:b w:val="0"/>
-          <w:bCs w:val="0"/>
-          <w:sz w:val="24"/>
-          <w:szCs w:val="24"/>
-          <w:lang w:val="en-US" w:eastAsia="zh-CN"/>
-        </w:rPr>
-        <w:t>子问题X.3：有询问也有修改，</w:t>
-      </w:r>
-    </w:p>
-    <w:p>
-      <w:pPr>
-        <w:jc w:val="both"/>
-        <w:rPr>
-          <w:rFonts w:hint="eastAsia"/>
-          <w:b w:val="0"/>
-          <w:bCs w:val="0"/>
-          <w:sz w:val="24"/>
-          <w:szCs w:val="24"/>
-          <w:lang w:val="en-US" w:eastAsia="zh-CN"/>
-        </w:rPr>
-      </w:pPr>
-      <w:r>
-        <w:rPr>
-          <w:rFonts w:hint="eastAsia"/>
-          <w:b w:val="0"/>
-          <w:bCs w:val="0"/>
-          <w:sz w:val="24"/>
-          <w:szCs w:val="24"/>
-          <w:lang w:val="en-US" w:eastAsia="zh-CN"/>
-        </w:rPr>
-        <w:t>子问题X.</w:t>
-      </w:r>
-      <w:bookmarkStart w:id="7" w:name="OLE_LINK10"/>
-      <w:r>
-        <w:rPr>
-          <w:rFonts w:hint="eastAsia"/>
-          <w:b w:val="0"/>
-          <w:bCs w:val="0"/>
-          <w:sz w:val="24"/>
-          <w:szCs w:val="24"/>
-          <w:lang w:val="en-US" w:eastAsia="zh-CN"/>
-        </w:rPr>
-        <w:t>Y.</w:t>
+        <w:t>1：环内不存在任何零边、壹边。</w:t>
+      </w:r>
+    </w:p>
+    <w:p>
+      <w:pPr>
+        <w:jc w:val="both"/>
+        <w:rPr>
+          <w:rFonts w:hint="eastAsia"/>
+          <w:b w:val="0"/>
+          <w:bCs w:val="0"/>
+          <w:sz w:val="24"/>
+          <w:szCs w:val="24"/>
+          <w:lang w:val="en-US" w:eastAsia="zh-CN"/>
+        </w:rPr>
+      </w:pPr>
+      <w:r>
+        <w:rPr>
+          <w:rFonts w:hint="eastAsia"/>
+          <w:b w:val="0"/>
+          <w:bCs w:val="0"/>
+          <w:sz w:val="24"/>
+          <w:szCs w:val="24"/>
+          <w:lang w:val="en-US" w:eastAsia="zh-CN"/>
+        </w:rPr>
+        <w:t>子问题X.Y.2：环内至少有1个零边。</w:t>
+      </w:r>
+    </w:p>
+    <w:p>
+      <w:pPr>
+        <w:jc w:val="both"/>
+        <w:rPr>
+          <w:rFonts w:hint="eastAsia"/>
+          <w:b w:val="0"/>
+          <w:bCs w:val="0"/>
+          <w:sz w:val="24"/>
+          <w:szCs w:val="24"/>
+          <w:lang w:val="en-US" w:eastAsia="zh-CN"/>
+        </w:rPr>
+      </w:pPr>
+      <w:r>
+        <w:rPr>
+          <w:rFonts w:hint="eastAsia"/>
+          <w:b w:val="0"/>
+          <w:bCs w:val="0"/>
+          <w:sz w:val="24"/>
+          <w:szCs w:val="24"/>
+          <w:lang w:val="en-US" w:eastAsia="zh-CN"/>
+        </w:rPr>
+        <w:t>子问题X.Y.3：</w:t>
+      </w:r>
+      <w:bookmarkStart w:id="7" w:name="OLE_LINK7"/>
+      <w:r>
+        <w:rPr>
+          <w:rFonts w:hint="eastAsia"/>
+          <w:b w:val="0"/>
+          <w:bCs w:val="0"/>
+          <w:sz w:val="24"/>
+          <w:szCs w:val="24"/>
+          <w:lang w:val="en-US" w:eastAsia="zh-CN"/>
+        </w:rPr>
+        <w:t>环内</w:t>
       </w:r>
       <w:bookmarkEnd w:id="7"/>
       <w:r>
@@ -984,106 +1015,21 @@
           <w:szCs w:val="24"/>
           <w:lang w:val="en-US" w:eastAsia="zh-CN"/>
         </w:rPr>
-        <w:t>1：环内不存在任何零边、壹</w:t>
-      </w:r>
-      <w:bookmarkStart w:id="10" w:name="_GoBack"/>
-      <w:bookmarkEnd w:id="10"/>
-      <w:r>
-        <w:rPr>
-          <w:rFonts w:hint="eastAsia"/>
-          <w:b w:val="0"/>
-          <w:bCs w:val="0"/>
-          <w:sz w:val="24"/>
-          <w:szCs w:val="24"/>
-          <w:lang w:val="en-US" w:eastAsia="zh-CN"/>
-        </w:rPr>
-        <w:t>边。</w:t>
-      </w:r>
-    </w:p>
-    <w:p>
-      <w:pPr>
-        <w:jc w:val="both"/>
-        <w:rPr>
-          <w:rFonts w:hint="eastAsia"/>
-          <w:b w:val="0"/>
-          <w:bCs w:val="0"/>
-          <w:sz w:val="24"/>
-          <w:szCs w:val="24"/>
-          <w:lang w:val="en-US" w:eastAsia="zh-CN"/>
-        </w:rPr>
-      </w:pPr>
-      <w:r>
-        <w:rPr>
-          <w:rFonts w:hint="eastAsia"/>
-          <w:b w:val="0"/>
-          <w:bCs w:val="0"/>
-          <w:sz w:val="24"/>
-          <w:szCs w:val="24"/>
-          <w:lang w:val="en-US" w:eastAsia="zh-CN"/>
-        </w:rPr>
-        <w:t>子问题X.Y.2：环内至少有1个零边。</w:t>
-      </w:r>
-    </w:p>
-    <w:p>
-      <w:pPr>
-        <w:jc w:val="both"/>
-        <w:rPr>
-          <w:rFonts w:hint="eastAsia"/>
-          <w:b w:val="0"/>
-          <w:bCs w:val="0"/>
-          <w:sz w:val="24"/>
-          <w:szCs w:val="24"/>
-          <w:lang w:val="en-US" w:eastAsia="zh-CN"/>
-        </w:rPr>
-      </w:pPr>
-      <w:r>
-        <w:rPr>
-          <w:rFonts w:hint="eastAsia"/>
-          <w:b w:val="0"/>
-          <w:bCs w:val="0"/>
-          <w:sz w:val="24"/>
-          <w:szCs w:val="24"/>
-          <w:lang w:val="en-US" w:eastAsia="zh-CN"/>
-        </w:rPr>
-        <w:t>子问题X.Y.3：</w:t>
-      </w:r>
-      <w:bookmarkStart w:id="8" w:name="OLE_LINK7"/>
-      <w:r>
-        <w:rPr>
-          <w:rFonts w:hint="eastAsia"/>
-          <w:b w:val="0"/>
-          <w:bCs w:val="0"/>
-          <w:sz w:val="24"/>
-          <w:szCs w:val="24"/>
-          <w:lang w:val="en-US" w:eastAsia="zh-CN"/>
-        </w:rPr>
-        <w:t>环内</w:t>
+        <w:t>至少有一个</w:t>
+      </w:r>
+      <w:bookmarkStart w:id="8" w:name="OLE_LINK8"/>
+      <w:r>
+        <w:rPr>
+          <w:rFonts w:hint="eastAsia"/>
+          <w:b w:val="0"/>
+          <w:bCs w:val="0"/>
+          <w:sz w:val="24"/>
+          <w:szCs w:val="24"/>
+          <w:lang w:val="en-US" w:eastAsia="zh-CN"/>
+        </w:rPr>
+        <w:t>壹</w:t>
       </w:r>
       <w:bookmarkEnd w:id="8"/>
-      <w:r>
-        <w:rPr>
-          <w:rFonts w:hint="eastAsia"/>
-          <w:b w:val="0"/>
-          <w:bCs w:val="0"/>
-          <w:sz w:val="24"/>
-          <w:szCs w:val="24"/>
-          <w:lang w:val="en-US" w:eastAsia="zh-CN"/>
-        </w:rPr>
-        <w:t>至少有一个</w:t>
-      </w:r>
-      <w:bookmarkStart w:id="9" w:name="OLE_LINK8"/>
-      <w:r>
-        <w:rPr>
-          <w:rFonts w:hint="eastAsia"/>
-          <w:b w:val="0"/>
-          <w:bCs w:val="0"/>
-          <w:sz w:val="24"/>
-          <w:szCs w:val="24"/>
-          <w:lang w:val="en-US" w:eastAsia="zh-CN"/>
-        </w:rPr>
-        <w:t>壹</w:t>
-      </w:r>
-      <w:bookmarkEnd w:id="9"/>
       <w:r>
         <w:rPr>
           <w:rFonts w:hint="eastAsia"/>

--- a/草木灰公社模拟赛Ⅰ/边与边权/边与边权.docx
+++ b/草木灰公社模拟赛Ⅰ/边与边权/边与边权.docx
@@ -108,6 +108,31 @@
       <w:pPr>
         <w:ind w:firstLine="420" w:firstLineChars="0"/>
         <w:jc w:val="both"/>
+        <w:rPr>
+          <w:rFonts w:hint="eastAsia"/>
+          <w:b w:val="0"/>
+          <w:bCs w:val="0"/>
+          <w:sz w:val="24"/>
+          <w:szCs w:val="24"/>
+          <w:lang w:val="en-US" w:eastAsia="zh-CN"/>
+        </w:rPr>
+      </w:pPr>
+      <w:r>
+        <w:rPr>
+          <w:rFonts w:hint="eastAsia"/>
+          <w:b w:val="0"/>
+          <w:bCs w:val="0"/>
+          <w:sz w:val="24"/>
+          <w:szCs w:val="24"/>
+          <w:lang w:val="en-US" w:eastAsia="zh-CN"/>
+        </w:rPr>
+        <w:t>曳光弹是指机枪的弹链中除了实弹之外还夹杂的会在空中发光以让射击手调整弹道的特殊子弹。而曳光弹开发指的是并不求一次性将整个工程完成，而是一项功能一项功能地完成，并随完成，随评估效果。</w:t>
+      </w:r>
+    </w:p>
+    <w:p>
+      <w:pPr>
+        <w:ind w:firstLine="420" w:firstLineChars="0"/>
+        <w:jc w:val="both"/>
         <w:outlineLvl w:val="9"/>
         <w:rPr>
           <w:rFonts w:hint="eastAsia" w:eastAsiaTheme="minorEastAsia"/>
@@ -152,7 +177,7 @@
           <w:szCs w:val="24"/>
           <w:lang w:val="en-US" w:eastAsia="zh-CN"/>
         </w:rPr>
-        <w:t>现在有一个游戏，Q次修改。</w:t>
+        <w:t>游戏有N条边，Q次修改。</w:t>
       </w:r>
     </w:p>
     <w:bookmarkEnd w:id="2"/>
@@ -356,8 +381,6 @@
         </w:rPr>
         <w:t>接下来Q行，每行表示修改之后的状态。</w:t>
       </w:r>
-      <w:bookmarkStart w:id="9" w:name="_GoBack"/>
-      <w:bookmarkEnd w:id="9"/>
     </w:p>
     <w:p>
       <w:pPr>
@@ -592,31 +615,9 @@
         </w:rPr>
         <w:t>数据范围及提示</w:t>
       </w:r>
-    </w:p>
-    <w:p>
-      <w:pPr>
-        <w:jc w:val="both"/>
-        <w:rPr>
-          <w:rFonts w:hint="eastAsia"/>
-          <w:b w:val="0"/>
-          <w:bCs w:val="0"/>
-          <w:sz w:val="24"/>
-          <w:szCs w:val="24"/>
-          <w:lang w:val="en-US" w:eastAsia="zh-CN"/>
-        </w:rPr>
-      </w:pPr>
       <w:bookmarkStart w:id="5" w:name="OLE_LINK6"/>
-      <w:r>
-        <w:rPr>
-          <w:rFonts w:hint="eastAsia"/>
-          <w:b w:val="0"/>
-          <w:bCs w:val="0"/>
-          <w:sz w:val="24"/>
-          <w:szCs w:val="24"/>
-          <w:lang w:val="en-US" w:eastAsia="zh-CN"/>
-        </w:rPr>
-        <w:t>【这里是数据范围】</w:t>
-      </w:r>
+      <w:bookmarkStart w:id="6" w:name="_GoBack"/>
+      <w:bookmarkEnd w:id="6"/>
     </w:p>
     <w:p>
       <w:pPr>
@@ -639,433 +640,10 @@
           <w:szCs w:val="24"/>
           <w:lang w:val="en-US" w:eastAsia="zh-CN"/>
         </w:rPr>
-        <w:t>1 &lt;= K &lt;= 5,0000 ; ∑Ni &lt;= 10,0000; 1 &lt;= Ni &lt;= 10,0000; 0&lt;=C&lt;=16</w:t>
-      </w:r>
-    </w:p>
-    <w:p>
-      <w:pPr>
-        <w:jc w:val="both"/>
-        <w:rPr>
-          <w:rFonts w:hint="eastAsia"/>
-          <w:b w:val="0"/>
-          <w:bCs w:val="0"/>
-          <w:sz w:val="24"/>
-          <w:szCs w:val="24"/>
-          <w:lang w:val="en-US" w:eastAsia="zh-CN"/>
-        </w:rPr>
-      </w:pPr>
-    </w:p>
-    <w:p>
-      <w:pPr>
-        <w:jc w:val="both"/>
-        <w:rPr>
-          <w:rFonts w:hint="eastAsia"/>
-          <w:b w:val="0"/>
-          <w:bCs w:val="0"/>
-          <w:sz w:val="24"/>
-          <w:szCs w:val="24"/>
-          <w:lang w:val="en-US" w:eastAsia="zh-CN"/>
-        </w:rPr>
-      </w:pPr>
-    </w:p>
-    <w:p>
-      <w:pPr>
-        <w:jc w:val="both"/>
-        <w:rPr>
-          <w:rFonts w:hint="eastAsia"/>
-          <w:b w:val="0"/>
-          <w:bCs w:val="0"/>
-          <w:sz w:val="24"/>
-          <w:szCs w:val="24"/>
-          <w:lang w:val="en-US" w:eastAsia="zh-CN"/>
-        </w:rPr>
-      </w:pPr>
-    </w:p>
-    <w:p>
-      <w:pPr>
-        <w:jc w:val="both"/>
-        <w:rPr>
-          <w:rFonts w:hint="eastAsia"/>
-          <w:b w:val="0"/>
-          <w:bCs w:val="0"/>
-          <w:sz w:val="24"/>
-          <w:szCs w:val="24"/>
-          <w:lang w:val="en-US" w:eastAsia="zh-CN"/>
-        </w:rPr>
-      </w:pPr>
-      <w:r>
-        <w:rPr>
-          <w:rFonts w:hint="eastAsia"/>
-          <w:b w:val="0"/>
-          <w:bCs w:val="0"/>
-          <w:sz w:val="24"/>
-          <w:szCs w:val="24"/>
-          <w:lang w:val="en-US" w:eastAsia="zh-CN"/>
-        </w:rPr>
-        <w:t>【这里是提（剧）示（透）】</w:t>
-      </w:r>
-    </w:p>
-    <w:p>
-      <w:pPr>
-        <w:jc w:val="both"/>
-        <w:rPr>
-          <w:rFonts w:hint="eastAsia"/>
-          <w:b w:val="0"/>
-          <w:bCs w:val="0"/>
-          <w:sz w:val="24"/>
-          <w:szCs w:val="24"/>
-          <w:lang w:val="en-US" w:eastAsia="zh-CN"/>
-        </w:rPr>
-      </w:pPr>
-      <w:r>
-        <w:rPr>
-          <w:rFonts w:hint="eastAsia"/>
-          <w:b w:val="0"/>
-          <w:bCs w:val="0"/>
-          <w:sz w:val="24"/>
-          <w:szCs w:val="24"/>
-          <w:lang w:val="en-US" w:eastAsia="zh-CN"/>
-        </w:rPr>
-        <w:t>子问题不一定有分数，只是提供指导</w:t>
-      </w:r>
-    </w:p>
-    <w:p>
-      <w:pPr>
-        <w:jc w:val="both"/>
-        <w:rPr>
-          <w:rFonts w:hint="eastAsia"/>
-          <w:b w:val="0"/>
-          <w:bCs w:val="0"/>
-          <w:sz w:val="24"/>
-          <w:szCs w:val="24"/>
-          <w:lang w:val="en-US" w:eastAsia="zh-CN"/>
-        </w:rPr>
-      </w:pPr>
-    </w:p>
-    <w:p>
-      <w:pPr>
-        <w:jc w:val="both"/>
-        <w:rPr>
-          <w:rFonts w:hint="eastAsia"/>
-          <w:b w:val="0"/>
-          <w:bCs w:val="0"/>
-          <w:sz w:val="24"/>
-          <w:szCs w:val="24"/>
-          <w:lang w:val="en-US" w:eastAsia="zh-CN"/>
-        </w:rPr>
-      </w:pPr>
-      <w:r>
-        <w:rPr>
-          <w:rFonts w:hint="eastAsia"/>
-          <w:b w:val="0"/>
-          <w:bCs w:val="0"/>
-          <w:sz w:val="24"/>
-          <w:szCs w:val="24"/>
-          <w:lang w:val="en-US" w:eastAsia="zh-CN"/>
-        </w:rPr>
-        <w:t>子问题1：有单个环</w:t>
-      </w:r>
-    </w:p>
-    <w:p>
-      <w:pPr>
-        <w:jc w:val="both"/>
-        <w:rPr>
-          <w:rFonts w:hint="eastAsia"/>
-          <w:b w:val="0"/>
-          <w:bCs w:val="0"/>
-          <w:sz w:val="24"/>
-          <w:szCs w:val="24"/>
-          <w:lang w:val="en-US" w:eastAsia="zh-CN"/>
-        </w:rPr>
-      </w:pPr>
-      <w:r>
-        <w:rPr>
-          <w:rFonts w:hint="eastAsia"/>
-          <w:b w:val="0"/>
-          <w:bCs w:val="0"/>
-          <w:sz w:val="24"/>
-          <w:szCs w:val="24"/>
-          <w:lang w:val="en-US" w:eastAsia="zh-CN"/>
-        </w:rPr>
-        <w:t>子问题2：有少量环</w:t>
-      </w:r>
-    </w:p>
-    <w:p>
-      <w:pPr>
-        <w:jc w:val="both"/>
-        <w:rPr>
-          <w:rFonts w:hint="eastAsia"/>
-          <w:b w:val="0"/>
-          <w:bCs w:val="0"/>
-          <w:sz w:val="24"/>
-          <w:szCs w:val="24"/>
-          <w:lang w:val="en-US" w:eastAsia="zh-CN"/>
-        </w:rPr>
-      </w:pPr>
-      <w:r>
-        <w:rPr>
-          <w:rFonts w:hint="eastAsia"/>
-          <w:b w:val="0"/>
-          <w:bCs w:val="0"/>
-          <w:sz w:val="24"/>
-          <w:szCs w:val="24"/>
-          <w:lang w:val="en-US" w:eastAsia="zh-CN"/>
-        </w:rPr>
-        <w:t>子问题3：有较多环</w:t>
-      </w:r>
-    </w:p>
-    <w:p>
-      <w:pPr>
-        <w:jc w:val="both"/>
-        <w:rPr>
-          <w:rFonts w:hint="eastAsia"/>
-          <w:b w:val="0"/>
-          <w:bCs w:val="0"/>
-          <w:sz w:val="24"/>
-          <w:szCs w:val="24"/>
-          <w:lang w:val="en-US" w:eastAsia="zh-CN"/>
-        </w:rPr>
-      </w:pPr>
-      <w:r>
-        <w:rPr>
-          <w:rFonts w:hint="eastAsia"/>
-          <w:b w:val="0"/>
-          <w:bCs w:val="0"/>
-          <w:sz w:val="24"/>
-          <w:szCs w:val="24"/>
-          <w:lang w:val="en-US" w:eastAsia="zh-CN"/>
-        </w:rPr>
-        <w:t>子问题X.1：</w:t>
-      </w:r>
-      <w:bookmarkEnd w:id="5"/>
-      <w:r>
-        <w:rPr>
-          <w:rFonts w:hint="eastAsia"/>
-          <w:b w:val="0"/>
-          <w:bCs w:val="0"/>
-          <w:sz w:val="24"/>
-          <w:szCs w:val="24"/>
-          <w:lang w:val="en-US" w:eastAsia="zh-CN"/>
-        </w:rPr>
-        <w:t>没有询问和修改，</w:t>
-      </w:r>
-    </w:p>
-    <w:p>
-      <w:pPr>
-        <w:jc w:val="both"/>
-        <w:rPr>
-          <w:rFonts w:hint="eastAsia"/>
-          <w:b w:val="0"/>
-          <w:bCs w:val="0"/>
-          <w:sz w:val="24"/>
-          <w:szCs w:val="24"/>
-          <w:lang w:val="en-US" w:eastAsia="zh-CN"/>
-        </w:rPr>
-      </w:pPr>
-      <w:r>
-        <w:rPr>
-          <w:rFonts w:hint="eastAsia"/>
-          <w:b w:val="0"/>
-          <w:bCs w:val="0"/>
-          <w:sz w:val="24"/>
-          <w:szCs w:val="24"/>
-          <w:lang w:val="en-US" w:eastAsia="zh-CN"/>
-        </w:rPr>
-        <w:t>子问题X.2：有询问没有修改，</w:t>
-      </w:r>
-    </w:p>
-    <w:p>
-      <w:pPr>
-        <w:jc w:val="both"/>
-        <w:rPr>
-          <w:rFonts w:hint="eastAsia"/>
-          <w:b w:val="0"/>
-          <w:bCs w:val="0"/>
-          <w:sz w:val="24"/>
-          <w:szCs w:val="24"/>
-          <w:lang w:val="en-US" w:eastAsia="zh-CN"/>
-        </w:rPr>
-      </w:pPr>
-      <w:r>
-        <w:rPr>
-          <w:rFonts w:hint="eastAsia"/>
-          <w:b w:val="0"/>
-          <w:bCs w:val="0"/>
-          <w:sz w:val="24"/>
-          <w:szCs w:val="24"/>
-          <w:lang w:val="en-US" w:eastAsia="zh-CN"/>
-        </w:rPr>
-        <w:t>子问题X.3：有询问也有修改，</w:t>
-      </w:r>
-    </w:p>
-    <w:p>
-      <w:pPr>
-        <w:jc w:val="both"/>
-        <w:rPr>
-          <w:rFonts w:hint="eastAsia"/>
-          <w:b w:val="0"/>
-          <w:bCs w:val="0"/>
-          <w:sz w:val="24"/>
-          <w:szCs w:val="24"/>
-          <w:lang w:val="en-US" w:eastAsia="zh-CN"/>
-        </w:rPr>
-      </w:pPr>
-      <w:r>
-        <w:rPr>
-          <w:rFonts w:hint="eastAsia"/>
-          <w:b w:val="0"/>
-          <w:bCs w:val="0"/>
-          <w:sz w:val="24"/>
-          <w:szCs w:val="24"/>
-          <w:lang w:val="en-US" w:eastAsia="zh-CN"/>
-        </w:rPr>
-        <w:t>子问题X.</w:t>
-      </w:r>
-      <w:bookmarkStart w:id="6" w:name="OLE_LINK10"/>
-      <w:r>
-        <w:rPr>
-          <w:rFonts w:hint="eastAsia"/>
-          <w:b w:val="0"/>
-          <w:bCs w:val="0"/>
-          <w:sz w:val="24"/>
-          <w:szCs w:val="24"/>
-          <w:lang w:val="en-US" w:eastAsia="zh-CN"/>
-        </w:rPr>
-        <w:t>Y.</w:t>
-      </w:r>
-      <w:bookmarkEnd w:id="6"/>
-      <w:r>
-        <w:rPr>
-          <w:rFonts w:hint="eastAsia"/>
-          <w:b w:val="0"/>
-          <w:bCs w:val="0"/>
-          <w:sz w:val="24"/>
-          <w:szCs w:val="24"/>
-          <w:lang w:val="en-US" w:eastAsia="zh-CN"/>
-        </w:rPr>
-        <w:t>1：环内不存在任何零边、壹边。</w:t>
-      </w:r>
-    </w:p>
-    <w:p>
-      <w:pPr>
-        <w:jc w:val="both"/>
-        <w:rPr>
-          <w:rFonts w:hint="eastAsia"/>
-          <w:b w:val="0"/>
-          <w:bCs w:val="0"/>
-          <w:sz w:val="24"/>
-          <w:szCs w:val="24"/>
-          <w:lang w:val="en-US" w:eastAsia="zh-CN"/>
-        </w:rPr>
-      </w:pPr>
-      <w:r>
-        <w:rPr>
-          <w:rFonts w:hint="eastAsia"/>
-          <w:b w:val="0"/>
-          <w:bCs w:val="0"/>
-          <w:sz w:val="24"/>
-          <w:szCs w:val="24"/>
-          <w:lang w:val="en-US" w:eastAsia="zh-CN"/>
-        </w:rPr>
-        <w:t>子问题X.Y.2：环内至少有1个零边。</w:t>
-      </w:r>
-    </w:p>
-    <w:p>
-      <w:pPr>
-        <w:jc w:val="both"/>
-        <w:rPr>
-          <w:rFonts w:hint="eastAsia"/>
-          <w:b w:val="0"/>
-          <w:bCs w:val="0"/>
-          <w:sz w:val="24"/>
-          <w:szCs w:val="24"/>
-          <w:lang w:val="en-US" w:eastAsia="zh-CN"/>
-        </w:rPr>
-      </w:pPr>
-      <w:r>
-        <w:rPr>
-          <w:rFonts w:hint="eastAsia"/>
-          <w:b w:val="0"/>
-          <w:bCs w:val="0"/>
-          <w:sz w:val="24"/>
-          <w:szCs w:val="24"/>
-          <w:lang w:val="en-US" w:eastAsia="zh-CN"/>
-        </w:rPr>
-        <w:t>子问题X.Y.3：</w:t>
-      </w:r>
-      <w:bookmarkStart w:id="7" w:name="OLE_LINK7"/>
-      <w:r>
-        <w:rPr>
-          <w:rFonts w:hint="eastAsia"/>
-          <w:b w:val="0"/>
-          <w:bCs w:val="0"/>
-          <w:sz w:val="24"/>
-          <w:szCs w:val="24"/>
-          <w:lang w:val="en-US" w:eastAsia="zh-CN"/>
-        </w:rPr>
-        <w:t>环内</w:t>
-      </w:r>
-      <w:bookmarkEnd w:id="7"/>
-      <w:r>
-        <w:rPr>
-          <w:rFonts w:hint="eastAsia"/>
-          <w:b w:val="0"/>
-          <w:bCs w:val="0"/>
-          <w:sz w:val="24"/>
-          <w:szCs w:val="24"/>
-          <w:lang w:val="en-US" w:eastAsia="zh-CN"/>
-        </w:rPr>
-        <w:t>至少有一个</w:t>
-      </w:r>
-      <w:bookmarkStart w:id="8" w:name="OLE_LINK8"/>
-      <w:r>
-        <w:rPr>
-          <w:rFonts w:hint="eastAsia"/>
-          <w:b w:val="0"/>
-          <w:bCs w:val="0"/>
-          <w:sz w:val="24"/>
-          <w:szCs w:val="24"/>
-          <w:lang w:val="en-US" w:eastAsia="zh-CN"/>
-        </w:rPr>
-        <w:t>壹</w:t>
-      </w:r>
-      <w:bookmarkEnd w:id="8"/>
-      <w:r>
-        <w:rPr>
-          <w:rFonts w:hint="eastAsia"/>
-          <w:b w:val="0"/>
-          <w:bCs w:val="0"/>
-          <w:sz w:val="24"/>
-          <w:szCs w:val="24"/>
-          <w:lang w:val="en-US" w:eastAsia="zh-CN"/>
-        </w:rPr>
-        <w:t>边。</w:t>
-      </w:r>
-    </w:p>
-    <w:p>
-      <w:pPr>
-        <w:jc w:val="both"/>
-        <w:rPr>
-          <w:rFonts w:hint="eastAsia"/>
-          <w:b w:val="0"/>
-          <w:bCs w:val="0"/>
-          <w:sz w:val="24"/>
-          <w:szCs w:val="24"/>
-          <w:lang w:val="en-US" w:eastAsia="zh-CN"/>
-        </w:rPr>
-      </w:pPr>
-      <w:r>
-        <w:rPr>
-          <w:rFonts w:hint="eastAsia"/>
-          <w:b w:val="0"/>
-          <w:bCs w:val="0"/>
-          <w:sz w:val="24"/>
-          <w:szCs w:val="24"/>
-          <w:lang w:val="en-US" w:eastAsia="zh-CN"/>
-        </w:rPr>
-        <w:t>子问题X.Y.4：环内可能存在任何种边。</w:t>
-      </w:r>
-    </w:p>
+        <w:t>1 &lt;= Q &lt;= 10,0000 ;  1 &lt;= N &lt;= 10,0000; 0&lt;=C&lt;=16</w:t>
+      </w:r>
+    </w:p>
+    <w:bookmarkEnd w:id="5"/>
     <w:p>
       <w:pPr>
         <w:jc w:val="both"/>

--- a/草木灰公社模拟赛Ⅰ/边与边权/边与边权.docx
+++ b/草木灰公社模拟赛Ⅰ/边与边权/边与边权.docx
@@ -24,7 +24,7 @@
           <w:szCs w:val="21"/>
           <w:lang w:val="en-US" w:eastAsia="zh-CN"/>
         </w:rPr>
-        <w:t>128MB,1S,eaw.xxx</w:t>
+        <w:t>256MB,2S,eaw.xxx</w:t>
       </w:r>
     </w:p>
     <w:p>
@@ -152,7 +152,29 @@
           <w:szCs w:val="24"/>
           <w:lang w:val="en-US" w:eastAsia="zh-CN"/>
         </w:rPr>
-        <w:t>有个游戏，叫做边与边权，游戏是一张N个点N条边的带权无向图，所有节点都在一个简单环中一开始位于0号点，每个点向其编号加1的节点连编号为起始点的无向边，特别地N-1号点向0号点连编号为N-1的边。一开始棋子位于0号节点，每条边上的权值非负，Alice和Bob轮流操作，每次可以向与棋子有一条正权边直接相连的节点移动，移动后该边权值减少至一个非负整数，减少量由操作者决定，减少量必须为正整数。若轮到一个人操作时无法操作即与棋子当前所在节点相连的边的边权值均为0时失败，另一个人胜利。假设两人都能选择最优策略。</w:t>
+        <w:t>有个游戏，叫做边与边权，游戏是一张N条边的带权无向图，所有节点都在一个简单环中。一开始棋子位于起始节点，每条边上的权值非负，Alice和Bob轮流操作，每次可以向与棋子有一条正权边直接相连的节点移动，移动后该边权值减少至一个非负整数，减少量由操作者决定，减少量必须为正整数。若轮到一个人操作时无法操作即与棋子当前所在节点</w:t>
+      </w:r>
+      <w:r>
+        <w:rPr>
+          <w:rFonts w:hint="eastAsia" w:ascii="宋体" w:hAnsi="宋体" w:eastAsia="宋体" w:cs="宋体"/>
+          <w:b w:val="0"/>
+          <w:sz w:val="24"/>
+          <w:szCs w:val="24"/>
+        </w:rPr>
+        <w:t>不存在正权边与之相连时该人失败</w:t>
+      </w:r>
+      <w:bookmarkStart w:id="7" w:name="_GoBack"/>
+      <w:bookmarkEnd w:id="7"/>
+      <w:r>
+        <w:rPr>
+          <w:rFonts w:hint="eastAsia"/>
+          <w:b w:val="0"/>
+          <w:bCs w:val="0"/>
+          <w:sz w:val="24"/>
+          <w:szCs w:val="24"/>
+          <w:lang w:val="en-US" w:eastAsia="zh-CN"/>
+        </w:rPr>
+        <w:t>，另一个人胜利。假设两人都能选择最优策略。</w:t>
       </w:r>
     </w:p>
     <w:p>
@@ -177,8 +199,122 @@
           <w:szCs w:val="24"/>
           <w:lang w:val="en-US" w:eastAsia="zh-CN"/>
         </w:rPr>
-        <w:t>游戏有N条边，Q次修改。</w:t>
-      </w:r>
+        <w:t>游戏初始时有N条边，Q次修改。</w:t>
+      </w:r>
+    </w:p>
+    <w:p>
+      <w:pPr>
+        <w:ind w:firstLine="420" w:firstLineChars="0"/>
+        <w:jc w:val="both"/>
+        <w:rPr>
+          <w:rFonts w:hint="eastAsia"/>
+          <w:b w:val="0"/>
+          <w:bCs w:val="0"/>
+          <w:sz w:val="24"/>
+          <w:szCs w:val="24"/>
+          <w:lang w:val="en-US" w:eastAsia="zh-CN"/>
+        </w:rPr>
+      </w:pPr>
+      <w:r>
+        <w:rPr>
+          <w:rFonts w:hint="eastAsia"/>
+          <w:b w:val="0"/>
+          <w:bCs w:val="0"/>
+          <w:sz w:val="24"/>
+          <w:szCs w:val="24"/>
+          <w:lang w:val="en-US" w:eastAsia="zh-CN"/>
+        </w:rPr>
+        <w:t>修改有以下形式</w:t>
+      </w:r>
+    </w:p>
+    <w:p>
+      <w:pPr>
+        <w:ind w:firstLine="420" w:firstLineChars="0"/>
+        <w:jc w:val="both"/>
+        <w:rPr>
+          <w:rFonts w:hint="eastAsia"/>
+          <w:b w:val="0"/>
+          <w:bCs w:val="0"/>
+          <w:sz w:val="24"/>
+          <w:szCs w:val="24"/>
+          <w:lang w:val="en-US" w:eastAsia="zh-CN"/>
+        </w:rPr>
+      </w:pPr>
+      <w:r>
+        <w:rPr>
+          <w:rFonts w:hint="eastAsia"/>
+          <w:b w:val="0"/>
+          <w:bCs w:val="0"/>
+          <w:sz w:val="24"/>
+          <w:szCs w:val="24"/>
+          <w:lang w:val="en-US" w:eastAsia="zh-CN"/>
+        </w:rPr>
+        <w:t>1 R V 将从起始节点顺时针方向第R条边权值改为V</w:t>
+      </w:r>
+    </w:p>
+    <w:p>
+      <w:pPr>
+        <w:ind w:firstLine="420" w:firstLineChars="0"/>
+        <w:jc w:val="both"/>
+        <w:rPr>
+          <w:rFonts w:hint="eastAsia"/>
+          <w:b w:val="0"/>
+          <w:bCs w:val="0"/>
+          <w:sz w:val="24"/>
+          <w:szCs w:val="24"/>
+          <w:lang w:val="en-US" w:eastAsia="zh-CN"/>
+        </w:rPr>
+      </w:pPr>
+      <w:r>
+        <w:rPr>
+          <w:rFonts w:hint="eastAsia"/>
+          <w:b w:val="0"/>
+          <w:bCs w:val="0"/>
+          <w:sz w:val="24"/>
+          <w:szCs w:val="24"/>
+          <w:lang w:val="en-US" w:eastAsia="zh-CN"/>
+        </w:rPr>
+        <w:t>2 R V 在起始节点顺时针方向第R条边的位置插入权值为V的边</w:t>
+      </w:r>
+    </w:p>
+    <w:p>
+      <w:pPr>
+        <w:ind w:firstLine="420" w:firstLineChars="0"/>
+        <w:jc w:val="both"/>
+        <w:rPr>
+          <w:rFonts w:hint="eastAsia"/>
+          <w:b w:val="0"/>
+          <w:bCs w:val="0"/>
+          <w:sz w:val="24"/>
+          <w:szCs w:val="24"/>
+          <w:lang w:val="en-US" w:eastAsia="zh-CN"/>
+        </w:rPr>
+      </w:pPr>
+      <w:r>
+        <w:rPr>
+          <w:rFonts w:hint="eastAsia"/>
+          <w:b w:val="0"/>
+          <w:bCs w:val="0"/>
+          <w:sz w:val="24"/>
+          <w:szCs w:val="24"/>
+          <w:lang w:val="en-US" w:eastAsia="zh-CN"/>
+        </w:rPr>
+        <w:t>3 R 删除从起始节点顺时针方向第R条边。</w:t>
+      </w:r>
+    </w:p>
+    <w:p>
+      <w:pPr>
+        <w:ind w:firstLine="420" w:firstLineChars="0"/>
+        <w:jc w:val="both"/>
+        <w:rPr>
+          <w:rFonts w:hint="eastAsia"/>
+          <w:b w:val="0"/>
+          <w:bCs w:val="0"/>
+          <w:sz w:val="24"/>
+          <w:szCs w:val="24"/>
+          <w:lang w:val="en-US" w:eastAsia="zh-CN"/>
+        </w:rPr>
+      </w:pPr>
     </w:p>
     <w:bookmarkEnd w:id="2"/>
     <w:p>
@@ -267,7 +403,7 @@
           <w:szCs w:val="24"/>
           <w:lang w:val="en-US" w:eastAsia="zh-CN"/>
         </w:rPr>
-        <w:t>接下来用空格隔开的N个整数Cj表示从0到N-1号边的边权。</w:t>
+        <w:t>接下来用空格隔开的N个整数Vi，表示从起始节点。</w:t>
       </w:r>
     </w:p>
     <w:bookmarkEnd w:id="3"/>
@@ -379,7 +515,7 @@
           <w:szCs w:val="24"/>
           <w:lang w:val="en-US" w:eastAsia="zh-CN"/>
         </w:rPr>
-        <w:t>接下来Q行，每行表示修改之后的状态。</w:t>
+        <w:t>接下来Q行，第i行表示第i次修改之后的状态。</w:t>
       </w:r>
     </w:p>
     <w:p>
@@ -436,16 +572,17 @@
           <w:lang w:val="en-US" w:eastAsia="zh-CN"/>
         </w:rPr>
       </w:pPr>
-      <w:r>
-        <w:rPr>
-          <w:rFonts w:hint="eastAsia"/>
-          <w:b w:val="0"/>
-          <w:bCs w:val="0"/>
-          <w:sz w:val="24"/>
-          <w:szCs w:val="24"/>
-          <w:lang w:val="en-US" w:eastAsia="zh-CN"/>
-        </w:rPr>
-        <w:t>2 0</w:t>
+      <w:bookmarkStart w:id="4" w:name="OLE_LINK3"/>
+      <w:r>
+        <w:rPr>
+          <w:rFonts w:hint="eastAsia"/>
+          <w:b w:val="0"/>
+          <w:bCs w:val="0"/>
+          <w:sz w:val="24"/>
+          <w:szCs w:val="24"/>
+          <w:lang w:val="en-US" w:eastAsia="zh-CN"/>
+        </w:rPr>
+        <w:t>4 0</w:t>
       </w:r>
     </w:p>
     <w:p>
@@ -476,9 +613,10 @@
           <w:szCs w:val="24"/>
           <w:lang w:val="en-US" w:eastAsia="zh-CN"/>
         </w:rPr>
-        <w:t>4 2 5 3 0</w:t>
-      </w:r>
-    </w:p>
+        <w:t>2 5 3 0</w:t>
+      </w:r>
+    </w:p>
+    <w:bookmarkEnd w:id="4"/>
     <w:p>
       <w:pPr>
         <w:widowControl w:val="0"/>
@@ -497,37 +635,6 @@
           <w:lang w:val="en-US" w:eastAsia="zh-CN"/>
         </w:rPr>
       </w:pPr>
-      <w:r>
-        <w:rPr>
-          <w:rFonts w:hint="eastAsia"/>
-          <w:b w:val="0"/>
-          <w:bCs w:val="0"/>
-          <w:color w:val="auto"/>
-          <w:sz w:val="24"/>
-          <w:szCs w:val="24"/>
-          <w:lang w:val="en-US" w:eastAsia="zh-CN"/>
-        </w:rPr>
-        <w:t>3 0 0 0</w:t>
-      </w:r>
-    </w:p>
-    <w:p>
-      <w:pPr>
-        <w:widowControl w:val="0"/>
-        <w:numPr>
-          <w:ilvl w:val="0"/>
-          <w:numId w:val="0"/>
-        </w:numPr>
-        <w:jc w:val="both"/>
-        <w:rPr>
-          <w:rFonts w:hint="eastAsia"/>
-          <w:b w:val="0"/>
-          <w:bCs w:val="0"/>
-          <w:color w:val="auto"/>
-          <w:sz w:val="24"/>
-          <w:szCs w:val="24"/>
-          <w:lang w:val="en-US" w:eastAsia="zh-CN"/>
-        </w:rPr>
-      </w:pPr>
     </w:p>
     <w:p>
       <w:pPr>
@@ -565,7 +672,7 @@
           <w:lang w:val="en-US" w:eastAsia="zh-CN"/>
         </w:rPr>
       </w:pPr>
-      <w:bookmarkStart w:id="4" w:name="OLE_LINK9"/>
+      <w:bookmarkStart w:id="5" w:name="OLE_LINK9"/>
       <w:r>
         <w:rPr>
           <w:rFonts w:hint="eastAsia"/>
@@ -591,7 +698,7 @@
         </w:rPr>
       </w:pPr>
     </w:p>
-    <w:bookmarkEnd w:id="4"/>
+    <w:bookmarkEnd w:id="5"/>
     <w:p>
       <w:pPr>
         <w:jc w:val="both"/>
@@ -615,9 +722,31 @@
         </w:rPr>
         <w:t>数据范围及提示</w:t>
       </w:r>
-      <w:bookmarkStart w:id="5" w:name="OLE_LINK6"/>
-      <w:bookmarkStart w:id="6" w:name="_GoBack"/>
-      <w:bookmarkEnd w:id="6"/>
+      <w:bookmarkStart w:id="6" w:name="OLE_LINK6"/>
+    </w:p>
+    <w:p>
+      <w:pPr>
+        <w:jc w:val="both"/>
+        <w:rPr>
+          <w:rFonts w:hint="eastAsia"/>
+          <w:b w:val="0"/>
+          <w:bCs w:val="0"/>
+          <w:sz w:val="24"/>
+          <w:szCs w:val="24"/>
+          <w:lang w:val="en-US" w:eastAsia="zh-CN"/>
+        </w:rPr>
+      </w:pPr>
+      <w:r>
+        <w:rPr>
+          <w:rFonts w:hint="eastAsia"/>
+          <w:b w:val="0"/>
+          <w:bCs w:val="0"/>
+          <w:sz w:val="24"/>
+          <w:szCs w:val="24"/>
+          <w:lang w:val="en-US" w:eastAsia="zh-CN"/>
+        </w:rPr>
+        <w:t>0 &lt;= Q &lt;= 10,0000; 0 &lt;= N &lt;= 10,0000; 0&lt;= V &lt;= 100; 1 &lt;= R;</w:t>
+      </w:r>
     </w:p>
     <w:p>
       <w:pPr>
@@ -640,10 +769,10 @@
           <w:szCs w:val="24"/>
           <w:lang w:val="en-US" w:eastAsia="zh-CN"/>
         </w:rPr>
-        <w:t>1 &lt;= Q &lt;= 10,0000 ;  1 &lt;= N &lt;= 10,0000; 0&lt;=C&lt;=16</w:t>
-      </w:r>
-    </w:p>
-    <w:bookmarkEnd w:id="5"/>
+        <w:t>对于每个1、3操作保证当时至少有R条边，对于每个2操作保证当时至少有R-1条边。</w:t>
+      </w:r>
+    </w:p>
+    <w:bookmarkEnd w:id="6"/>
     <w:p>
       <w:pPr>
         <w:jc w:val="both"/>
